--- a/Science Books/QED Course/Lesson 31 Why Particles Become Fields.docx
+++ b/Science Books/QED Course/Lesson 31 Why Particles Become Fields.docx
@@ -574,7 +574,75 @@
       <m:oMathPara>
         <m:oMath>
           <m:r>
-            <m:t xml:space="preserve">a†|n⟩ = √(n+1) |n+1⟩,    a|n⟩ = √n |n−1⟩</m:t>
+            <m:t xml:space="preserve">a†</m:t>
+          </m:r>
+          <m:r>
+            <m:t xml:space="preserve">|</m:t>
+          </m:r>
+          <m:r>
+            <m:t xml:space="preserve">n⟩</m:t>
+          </m:r>
+          <m:r>
+            <m:t xml:space="preserve">=</m:t>
+          </m:r>
+          <m:r>
+            <m:t xml:space="preserve">√</m:t>
+          </m:r>
+          <m:d>
+            <m:dPr/>
+            <m:e>
+              <m:r>
+                <m:t xml:space="preserve">n</m:t>
+              </m:r>
+              <m:r>
+                <m:t xml:space="preserve">+</m:t>
+              </m:r>
+              <m:r>
+                <m:t xml:space="preserve">1</m:t>
+              </m:r>
+            </m:e>
+          </m:d>
+          <m:r>
+            <m:t xml:space="preserve">|</m:t>
+          </m:r>
+          <m:r>
+            <m:t xml:space="preserve">n</m:t>
+          </m:r>
+          <m:r>
+            <m:t xml:space="preserve">+</m:t>
+          </m:r>
+          <m:r>
+            <m:t xml:space="preserve">1⟩</m:t>
+          </m:r>
+          <m:r>
+            <m:t xml:space="preserve">,</m:t>
+          </m:r>
+          <m:r>
+            <m:t xml:space="preserve">a</m:t>
+          </m:r>
+          <m:r>
+            <m:t xml:space="preserve">|</m:t>
+          </m:r>
+          <m:r>
+            <m:t xml:space="preserve">n⟩</m:t>
+          </m:r>
+          <m:r>
+            <m:t xml:space="preserve">=</m:t>
+          </m:r>
+          <m:r>
+            <m:t xml:space="preserve">√n</m:t>
+          </m:r>
+          <m:r>
+            <m:t xml:space="preserve">|</m:t>
+          </m:r>
+          <m:r>
+            <m:t xml:space="preserve">n</m:t>
+          </m:r>
+          <m:r>
+            <m:t xml:space="preserve">−</m:t>
+          </m:r>
+          <m:r>
+            <m:t xml:space="preserve">1⟩</m:t>
           </m:r>
         </m:oMath>
       </m:oMathPara>
@@ -592,7 +660,107 @@
       <m:oMathPara>
         <m:oMath>
           <m:r>
-            <m:t xml:space="preserve">emission:  |⟨n+1|a†|n⟩|² = n + 1,    absorption:  |⟨n−1|a|n⟩|² = n</m:t>
+            <m:t xml:space="preserve">emission</m:t>
+          </m:r>
+          <m:r>
+            <m:t xml:space="preserve">:</m:t>
+          </m:r>
+          <m:r>
+            <m:t xml:space="preserve">|</m:t>
+          </m:r>
+          <m:r>
+            <m:t xml:space="preserve">⟨n</m:t>
+          </m:r>
+          <m:r>
+            <m:t xml:space="preserve">+</m:t>
+          </m:r>
+          <m:r>
+            <m:t xml:space="preserve">1</m:t>
+          </m:r>
+          <m:r>
+            <m:t xml:space="preserve">|</m:t>
+          </m:r>
+          <m:r>
+            <m:t xml:space="preserve">a†</m:t>
+          </m:r>
+          <m:r>
+            <m:t xml:space="preserve">|</m:t>
+          </m:r>
+          <m:r>
+            <m:t xml:space="preserve">n⟩</m:t>
+          </m:r>
+          <m:r>
+            <m:t xml:space="preserve">|</m:t>
+          </m:r>
+          <m:sSup>
+            <m:e/>
+            <m:sup>
+              <m:r>
+                <m:t xml:space="preserve">2</m:t>
+              </m:r>
+            </m:sup>
+          </m:sSup>
+          <m:r>
+            <m:t xml:space="preserve">=</m:t>
+          </m:r>
+          <m:r>
+            <m:t xml:space="preserve">n</m:t>
+          </m:r>
+          <m:r>
+            <m:t xml:space="preserve">+</m:t>
+          </m:r>
+          <m:r>
+            <m:t xml:space="preserve">1</m:t>
+          </m:r>
+          <m:r>
+            <m:t xml:space="preserve">,</m:t>
+          </m:r>
+          <m:r>
+            <m:t xml:space="preserve">absorption</m:t>
+          </m:r>
+          <m:r>
+            <m:t xml:space="preserve">:</m:t>
+          </m:r>
+          <m:r>
+            <m:t xml:space="preserve">|</m:t>
+          </m:r>
+          <m:r>
+            <m:t xml:space="preserve">⟨n</m:t>
+          </m:r>
+          <m:r>
+            <m:t xml:space="preserve">−</m:t>
+          </m:r>
+          <m:r>
+            <m:t xml:space="preserve">1</m:t>
+          </m:r>
+          <m:r>
+            <m:t xml:space="preserve">|</m:t>
+          </m:r>
+          <m:r>
+            <m:t xml:space="preserve">a</m:t>
+          </m:r>
+          <m:r>
+            <m:t xml:space="preserve">|</m:t>
+          </m:r>
+          <m:r>
+            <m:t xml:space="preserve">n⟩</m:t>
+          </m:r>
+          <m:r>
+            <m:t xml:space="preserve">|</m:t>
+          </m:r>
+          <m:sSup>
+            <m:e/>
+            <m:sup>
+              <m:r>
+                <m:t xml:space="preserve">2</m:t>
+              </m:r>
+            </m:sup>
+          </m:sSup>
+          <m:r>
+            <m:t xml:space="preserve">=</m:t>
+          </m:r>
+          <m:r>
+            <m:t xml:space="preserve">n</m:t>
           </m:r>
         </m:oMath>
       </m:oMathPara>
@@ -657,8 +825,119 @@
       <m:oMathPara>
         <m:oMath>
           <m:r>
-            <m:t xml:space="preserve">D(x − y) = ∫ d³p/((2π)³ 2E_p) e^(−ip·(x−y))</m:t>
+            <m:t xml:space="preserve">D</m:t>
           </m:r>
+          <m:d>
+            <m:dPr/>
+            <m:e>
+              <m:r>
+                <m:t xml:space="preserve">x</m:t>
+              </m:r>
+              <m:r>
+                <m:t xml:space="preserve">−</m:t>
+              </m:r>
+              <m:r>
+                <m:t xml:space="preserve">y</m:t>
+              </m:r>
+            </m:e>
+          </m:d>
+          <m:r>
+            <m:t xml:space="preserve">=</m:t>
+          </m:r>
+          <m:r>
+            <m:t xml:space="preserve">∫</m:t>
+          </m:r>
+          <m:r>
+            <m:t xml:space="preserve"> </m:t>
+          </m:r>
+          <m:f>
+            <m:num>
+              <m:sSup>
+                <m:e>
+                  <m:r>
+                    <m:t xml:space="preserve">d</m:t>
+                  </m:r>
+                </m:e>
+                <m:sup>
+                  <m:r>
+                    <m:t xml:space="preserve">3</m:t>
+                  </m:r>
+                </m:sup>
+              </m:sSup>
+              <m:r>
+                <m:t xml:space="preserve">p</m:t>
+              </m:r>
+            </m:num>
+            <m:den>
+              <m:sSup>
+                <m:e>
+                  <m:d>
+                    <m:dPr/>
+                    <m:e>
+                      <m:r>
+                        <m:t xml:space="preserve">2π</m:t>
+                      </m:r>
+                    </m:e>
+                  </m:d>
+                </m:e>
+                <m:sup>
+                  <m:r>
+                    <m:t xml:space="preserve">3</m:t>
+                  </m:r>
+                </m:sup>
+              </m:sSup>
+              <m:r>
+                <m:t xml:space="preserve"> </m:t>
+              </m:r>
+              <m:sSub>
+                <m:e>
+                  <m:r>
+                    <m:t xml:space="preserve">2E</m:t>
+                  </m:r>
+                </m:e>
+                <m:sub>
+                  <m:r>
+                    <m:t xml:space="preserve">p</m:t>
+                  </m:r>
+                </m:sub>
+              </m:sSub>
+            </m:den>
+          </m:f>
+          <m:r>
+            <m:t xml:space="preserve"> </m:t>
+          </m:r>
+          <m:sSup>
+            <m:e>
+              <m:r>
+                <m:t xml:space="preserve">e</m:t>
+              </m:r>
+            </m:e>
+            <m:sup>
+              <m:r>
+                <m:t xml:space="preserve">−</m:t>
+              </m:r>
+              <m:r>
+                <m:t xml:space="preserve">ip</m:t>
+              </m:r>
+              <m:r>
+                <m:t xml:space="preserve">·</m:t>
+              </m:r>
+              <m:d>
+                <m:dPr/>
+                <m:e>
+                  <m:r>
+                    <m:t xml:space="preserve">x</m:t>
+                  </m:r>
+                  <m:r>
+                    <m:t xml:space="preserve">−</m:t>
+                  </m:r>
+                  <m:r>
+                    <m:t xml:space="preserve">y</m:t>
+                  </m:r>
+                </m:e>
+              </m:d>
+            </m:sup>
+          </m:sSup>
         </m:oMath>
       </m:oMathPara>
     </w:p>
@@ -675,8 +954,75 @@
       <m:oMathPara>
         <m:oMath>
           <m:r>
-            <m:t xml:space="preserve">D(0, r) = m K₁(mr)/(4π² r)</m:t>
+            <m:t xml:space="preserve">D</m:t>
           </m:r>
+          <m:d>
+            <m:dPr/>
+            <m:e>
+              <m:r>
+                <m:t xml:space="preserve">0</m:t>
+              </m:r>
+              <m:r>
+                <m:t xml:space="preserve">,</m:t>
+              </m:r>
+              <m:r>
+                <m:t xml:space="preserve">r</m:t>
+              </m:r>
+            </m:e>
+          </m:d>
+          <m:r>
+            <m:t xml:space="preserve">=</m:t>
+          </m:r>
+          <m:r>
+            <m:t xml:space="preserve">m</m:t>
+          </m:r>
+          <m:r>
+            <m:t xml:space="preserve"> </m:t>
+          </m:r>
+          <m:f>
+            <m:num>
+              <m:sSub>
+                <m:e>
+                  <m:r>
+                    <m:t xml:space="preserve">K</m:t>
+                  </m:r>
+                </m:e>
+                <m:sub>
+                  <m:r>
+                    <m:t xml:space="preserve">1</m:t>
+                  </m:r>
+                </m:sub>
+              </m:sSub>
+              <m:d>
+                <m:dPr/>
+                <m:e>
+                  <m:r>
+                    <m:t xml:space="preserve">mr</m:t>
+                  </m:r>
+                </m:e>
+              </m:d>
+            </m:num>
+            <m:den>
+              <m:sSup>
+                <m:e>
+                  <m:r>
+                    <m:t xml:space="preserve">4π</m:t>
+                  </m:r>
+                </m:e>
+                <m:sup>
+                  <m:r>
+                    <m:t xml:space="preserve">2</m:t>
+                  </m:r>
+                </m:sup>
+              </m:sSup>
+              <m:r>
+                <m:t xml:space="preserve"> </m:t>
+              </m:r>
+              <m:r>
+                <m:t xml:space="preserve">r</m:t>
+              </m:r>
+            </m:den>
+          </m:f>
         </m:oMath>
       </m:oMathPara>
     </w:p>
@@ -794,8 +1140,187 @@
       </w:pPr>
       <m:oMathPara>
         <m:oMath>
+          <m:d>
+            <m:dPr>
+              <m:begChr m:val="["/>
+              <m:endChr m:val="]"/>
+            </m:dPr>
+            <m:e>
+              <m:r>
+                <m:t xml:space="preserve">φ̂</m:t>
+              </m:r>
+              <m:d>
+                <m:dPr/>
+                <m:e>
+                  <m:r>
+                    <m:t xml:space="preserve">t</m:t>
+                  </m:r>
+                  <m:r>
+                    <m:t xml:space="preserve">,</m:t>
+                  </m:r>
+                  <m:r>
+                    <m:t xml:space="preserve">x</m:t>
+                  </m:r>
+                </m:e>
+              </m:d>
+              <m:r>
+                <m:t xml:space="preserve">,</m:t>
+              </m:r>
+              <m:r>
+                <m:t xml:space="preserve">π̂</m:t>
+              </m:r>
+              <m:d>
+                <m:dPr/>
+                <m:e>
+                  <m:r>
+                    <m:t xml:space="preserve">t</m:t>
+                  </m:r>
+                  <m:r>
+                    <m:t xml:space="preserve">,</m:t>
+                  </m:r>
+                  <m:r>
+                    <m:t xml:space="preserve">y</m:t>
+                  </m:r>
+                </m:e>
+              </m:d>
+            </m:e>
+          </m:d>
           <m:r>
-            <m:t xml:space="preserve">[φ̂(t, x), π̂(t, y)] = i δ³(x − y),    [φ̂(t, x), φ̂(t, y)] = [π̂(t, x), π̂(t, y)] = 0</m:t>
+            <m:t xml:space="preserve">=</m:t>
+          </m:r>
+          <m:r>
+            <m:t xml:space="preserve">i</m:t>
+          </m:r>
+          <m:r>
+            <m:t xml:space="preserve"> </m:t>
+          </m:r>
+          <m:sSup>
+            <m:e>
+              <m:r>
+                <m:t xml:space="preserve">δ</m:t>
+              </m:r>
+            </m:e>
+            <m:sup>
+              <m:r>
+                <m:t xml:space="preserve">3</m:t>
+              </m:r>
+            </m:sup>
+          </m:sSup>
+          <m:d>
+            <m:dPr/>
+            <m:e>
+              <m:r>
+                <m:t xml:space="preserve">x</m:t>
+              </m:r>
+              <m:r>
+                <m:t xml:space="preserve">−</m:t>
+              </m:r>
+              <m:r>
+                <m:t xml:space="preserve">y</m:t>
+              </m:r>
+            </m:e>
+          </m:d>
+          <m:r>
+            <m:t xml:space="preserve">,</m:t>
+          </m:r>
+          <m:d>
+            <m:dPr>
+              <m:begChr m:val="["/>
+              <m:endChr m:val="]"/>
+            </m:dPr>
+            <m:e>
+              <m:r>
+                <m:t xml:space="preserve">φ̂</m:t>
+              </m:r>
+              <m:d>
+                <m:dPr/>
+                <m:e>
+                  <m:r>
+                    <m:t xml:space="preserve">t</m:t>
+                  </m:r>
+                  <m:r>
+                    <m:t xml:space="preserve">,</m:t>
+                  </m:r>
+                  <m:r>
+                    <m:t xml:space="preserve">x</m:t>
+                  </m:r>
+                </m:e>
+              </m:d>
+              <m:r>
+                <m:t xml:space="preserve">,</m:t>
+              </m:r>
+              <m:r>
+                <m:t xml:space="preserve">φ̂</m:t>
+              </m:r>
+              <m:d>
+                <m:dPr/>
+                <m:e>
+                  <m:r>
+                    <m:t xml:space="preserve">t</m:t>
+                  </m:r>
+                  <m:r>
+                    <m:t xml:space="preserve">,</m:t>
+                  </m:r>
+                  <m:r>
+                    <m:t xml:space="preserve">y</m:t>
+                  </m:r>
+                </m:e>
+              </m:d>
+            </m:e>
+          </m:d>
+          <m:r>
+            <m:t xml:space="preserve">=</m:t>
+          </m:r>
+          <m:d>
+            <m:dPr>
+              <m:begChr m:val="["/>
+              <m:endChr m:val="]"/>
+            </m:dPr>
+            <m:e>
+              <m:r>
+                <m:t xml:space="preserve">π̂</m:t>
+              </m:r>
+              <m:d>
+                <m:dPr/>
+                <m:e>
+                  <m:r>
+                    <m:t xml:space="preserve">t</m:t>
+                  </m:r>
+                  <m:r>
+                    <m:t xml:space="preserve">,</m:t>
+                  </m:r>
+                  <m:r>
+                    <m:t xml:space="preserve">x</m:t>
+                  </m:r>
+                </m:e>
+              </m:d>
+              <m:r>
+                <m:t xml:space="preserve">,</m:t>
+              </m:r>
+              <m:r>
+                <m:t xml:space="preserve">π̂</m:t>
+              </m:r>
+              <m:d>
+                <m:dPr/>
+                <m:e>
+                  <m:r>
+                    <m:t xml:space="preserve">t</m:t>
+                  </m:r>
+                  <m:r>
+                    <m:t xml:space="preserve">,</m:t>
+                  </m:r>
+                  <m:r>
+                    <m:t xml:space="preserve">y</m:t>
+                  </m:r>
+                </m:e>
+              </m:d>
+            </m:e>
+          </m:d>
+          <m:r>
+            <m:t xml:space="preserve">=</m:t>
+          </m:r>
+          <m:r>
+            <m:t xml:space="preserve">0</m:t>
           </m:r>
         </m:oMath>
       </m:oMathPara>
